--- a/Week6/ERD DIAGRAM.docx
+++ b/Week6/ERD DIAGRAM.docx
@@ -328,10 +328,10 @@
           <w:noProof/>
         </w:rPr>
         <w:drawing>
-          <wp:inline distT="0" distB="0" distL="0" distR="0" wp14:anchorId="3DB6FFD1" wp14:editId="265279EF">
-            <wp:extent cx="5943600" cy="5151755"/>
-            <wp:effectExtent l="0" t="0" r="0" b="0"/>
-            <wp:docPr id="6" name="Picture 6"/>
+          <wp:inline distT="0" distB="0" distL="0" distR="0" wp14:anchorId="659FBF01" wp14:editId="03C07E69">
+            <wp:extent cx="5943600" cy="4335780"/>
+            <wp:effectExtent l="0" t="0" r="0" b="7620"/>
+            <wp:docPr id="1" name="Picture 1"/>
             <wp:cNvGraphicFramePr>
               <a:graphicFrameLocks xmlns:a="http://schemas.openxmlformats.org/drawingml/2006/main" noChangeAspect="1"/>
             </wp:cNvGraphicFramePr>
@@ -339,7 +339,7 @@
               <a:graphicData uri="http://schemas.openxmlformats.org/drawingml/2006/picture">
                 <pic:pic xmlns:pic="http://schemas.openxmlformats.org/drawingml/2006/picture">
                   <pic:nvPicPr>
-                    <pic:cNvPr id="0" name="Picture 11"/>
+                    <pic:cNvPr id="0" name="Picture 1"/>
                     <pic:cNvPicPr>
                       <a:picLocks noChangeAspect="1" noChangeArrowheads="1"/>
                     </pic:cNvPicPr>
@@ -360,7 +360,7 @@
                   <pic:spPr bwMode="auto">
                     <a:xfrm>
                       <a:off x="0" y="0"/>
-                      <a:ext cx="5943600" cy="5151755"/>
+                      <a:ext cx="5943600" cy="4335780"/>
                     </a:xfrm>
                     <a:prstGeom prst="rect">
                       <a:avLst/>
@@ -376,15 +376,6 @@
           </wp:inline>
         </w:drawing>
       </w:r>
-    </w:p>
-    <w:p>
-      <w:pPr>
-        <w:rPr>
-          <w:rFonts w:ascii="Times New Roman" w:hAnsi="Times New Roman" w:cs="Times New Roman"/>
-          <w:sz w:val="40"/>
-          <w:szCs w:val="40"/>
-        </w:rPr>
-      </w:pPr>
     </w:p>
     <w:p>
       <w:pPr>
@@ -554,6 +545,33 @@
           </wp:inline>
         </w:drawing>
       </w:r>
+    </w:p>
+    <w:p>
+      <w:pPr>
+        <w:rPr>
+          <w:rFonts w:ascii="Times New Roman" w:hAnsi="Times New Roman" w:cs="Times New Roman"/>
+          <w:sz w:val="40"/>
+          <w:szCs w:val="40"/>
+        </w:rPr>
+      </w:pPr>
+    </w:p>
+    <w:p>
+      <w:pPr>
+        <w:rPr>
+          <w:rFonts w:ascii="Times New Roman" w:hAnsi="Times New Roman" w:cs="Times New Roman"/>
+          <w:sz w:val="40"/>
+          <w:szCs w:val="40"/>
+        </w:rPr>
+      </w:pPr>
+    </w:p>
+    <w:p>
+      <w:pPr>
+        <w:rPr>
+          <w:rFonts w:ascii="Times New Roman" w:hAnsi="Times New Roman" w:cs="Times New Roman"/>
+          <w:sz w:val="40"/>
+          <w:szCs w:val="40"/>
+        </w:rPr>
+      </w:pPr>
     </w:p>
     <w:p>
       <w:pPr>
